--- a/docs/hyde/HYDE-小红书优化建议汇总.docx
+++ b/docs/hyde/HYDE-小红书优化建议汇总.docx
@@ -46,7 +46,7 @@
           <w:sz w:val="18"/>
           <w:szCs w:val="18"/>
         </w:rPr>
-        <w:t xml:space="preserve">由 2026-09-10-xiaohongshu-recommendations.md 自动生成 · 2026-09-10 · 改内容请改 Markdown 再重新生成</w:t>
+        <w:t xml:space="preserve">由 2026-09-10-xiaohongshu-recommendations.md 自动生成 · 2026-09-11 · 改内容请改 Markdown 再重新生成</w:t>
       </w:r>
     </w:p>
     <w:p>
